--- a/ky/discovery-articles/3.10 Конвейер жана массалык өндүрүш.docx
+++ b/ky/discovery-articles/3.10 Конвейер жана массалык өндүрүш.docx
@@ -4,580 +4,386 @@
   <w:body>
     <w:p>
       <w:pPr>
-        <w:keepNext/>
-        <w:spacing w:before="280" w:after="120"/>
+        <w:pStyle w:val="Title"/>
+        <w:widowControl/>
       </w:pPr>
       <w:r>
-        <w:rPr>
-          <w:rFonts w:ascii="Calibri" w:hAnsi="Calibri" w:eastAsia="Calibri"/>
-          <w:b/>
-          <w:i w:val="0"/>
-          <w:color w:val="004E8C"/>
-          <w:sz w:val="44"/>
-        </w:rPr>
         <w:t>3.10 Конвейер жана массалык өндүрүш</w:t>
       </w:r>
     </w:p>
     <w:p>
       <w:pPr>
-        <w:spacing w:after="80"/>
+        <w:keepNext/>
+        <w:widowControl/>
       </w:pPr>
       <w:r>
         <w:rPr>
-          <w:rFonts w:ascii="Calibri" w:hAnsi="Calibri" w:eastAsia="Calibri"/>
-          <w:b w:val="0"/>
-          <w:i/>
-          <w:color w:val="505050"/>
-          <w:sz w:val="22"/>
+          <w:sz w:val="20"/>
         </w:rPr>
-        <w:t>3. Өнөр жай, энергетика жана транспорт</w:t>
-      </w:r>
-    </w:p>
-    <w:p>
-      <w:pPr>
-        <w:spacing w:after="200"/>
-      </w:pPr>
-      <w:r>
-        <w:rPr>
-          <w:rFonts w:ascii="Calibri" w:hAnsi="Calibri" w:eastAsia="Calibri"/>
-          <w:b w:val="0"/>
-          <w:i/>
-          <w:sz w:val="22"/>
-        </w:rPr>
-        <w:t>Мезгил: XX кылымдын башы чен (автомобиль чыгарган кыймылдуу конвейер); түпкү башаты — бири-бирин алмаштыруучу тетиктер жана мурдагы агымдуу өндүрүш | Негизги өкүлдөр: Генри Форд жана Ford Motor Company инженерлери; ага чейинки курал-жарак заводдору менен эт комбинаттарынын агымдуу ыкмалары; бирдей тетиктерди өнүктүргөн адистер</w:t>
-      </w:r>
-    </w:p>
-    <w:p>
-      <w:pPr>
-        <w:spacing w:after="160" w:line="276" w:lineRule="auto"/>
-      </w:pPr>
-      <w:r>
-        <w:rPr>
-          <w:rFonts w:ascii="Calibri" w:hAnsi="Calibri" w:eastAsia="Calibri"/>
-          <w:b w:val="0"/>
-          <w:i w:val="0"/>
-          <w:sz w:val="22"/>
-        </w:rPr>
-        <w:t>Конвейерде жасалып жаткан буюм жумушчу менен машинанын жанынан өтүп, ар ким бир эле операцияны кайталайт. Бири-бирин алмаштыруучу тетиктер менен айкалышкан бул ыкма татаал товарларды миллиондогон адам сатып ала тургандай арзандаткан.</w:t>
+        <w:t>3. Өнөр жай, энергия жана транспорт</w:t>
       </w:r>
     </w:p>
     <w:p>
       <w:pPr>
         <w:keepNext/>
-        <w:spacing w:before="240" w:after="120"/>
+        <w:widowControl/>
       </w:pPr>
       <w:r>
         <w:rPr>
-          <w:rFonts w:ascii="Calibri" w:hAnsi="Calibri" w:eastAsia="Calibri"/>
-          <w:b/>
-          <w:i w:val="0"/>
-          <w:color w:val="004E8C"/>
-          <w:sz w:val="28"/>
+          <w:sz w:val="20"/>
         </w:rPr>
-        <w:t>Негизги фактылар</w:t>
+        <w:t>Мезгил: XX кылымдын башы (автомобиль жыйноочу кыймылдуу линия); башаты өз ара алмашуучу тетиктерде жана мурдагы агымдык өндүрүштө | Негизги салым кошкондор: Генри Форд жана Ford Motor Company инженерлери; мурдагы курал заводдору менен эт комбинаттарынын агымдык ыкмалары; алмашма тетиктердин алгачкы иштеп чыгуучулары</w:t>
+      </w:r>
+    </w:p>
+    <w:p>
+      <w:pPr>
+        <w:widowControl/>
+      </w:pPr>
+      <w:r>
+        <w:t>Жыйноочу линия буюмду жумушчулар менен машиналардын алдынан өткөрүп, ар бирине бир ишти кайталатат. Өз ара алмашуучу тетиктер менен бириккенде бул татаал товарларды миллиондогон адамга жеткидей арзандаткан.</w:t>
+      </w:r>
+    </w:p>
+    <w:p>
+      <w:pPr>
+        <w:pStyle w:val="Heading1"/>
+        <w:widowControl/>
+      </w:pPr>
+      <w:r>
+        <w:t>Негизги маалыматтар</w:t>
       </w:r>
     </w:p>
     <w:p>
       <w:pPr>
         <w:pStyle w:val="ListBullet"/>
+        <w:widowControl/>
       </w:pPr>
       <w:r>
-        <w:rPr>
-          <w:rFonts w:ascii="Calibri" w:hAnsi="Calibri" w:eastAsia="Calibri"/>
-          <w:b w:val="0"/>
-          <w:i w:val="0"/>
-          <w:sz w:val="22"/>
-        </w:rPr>
-        <w:t>Бири-бирин алмаштыра алган тетиктер Фордго чейин эле курал-жарак заводдорунда жана устаканаларда өнүккөн</w:t>
+        <w:t>Өз ара алмашуучу тетиктер Форддон көп мурда курал заводдорунда жана устаканаларда өнүккөн.</w:t>
       </w:r>
     </w:p>
     <w:p>
       <w:pPr>
         <w:pStyle w:val="ListBullet"/>
+        <w:widowControl/>
       </w:pPr>
       <w:r>
-        <w:rPr>
-          <w:rFonts w:ascii="Calibri" w:hAnsi="Calibri" w:eastAsia="Calibri"/>
-          <w:b w:val="0"/>
-          <w:i w:val="0"/>
-          <w:sz w:val="22"/>
-        </w:rPr>
-        <w:t>Чикагодогу эт комбинаттарынын бөлүктөө линиясы өндүрүштү агым катары уюштурууга үлгү берген</w:t>
+        <w:t>Чикагонун эт комбинаттарындагы бөлүктөп иштетүү линиялары агымдык ой жүгүртүүгө үлгү болгон.</w:t>
       </w:r>
     </w:p>
     <w:p>
       <w:pPr>
         <w:pStyle w:val="ListBullet"/>
+        <w:widowControl/>
       </w:pPr>
       <w:r>
-        <w:rPr>
-          <w:rFonts w:ascii="Calibri" w:hAnsi="Calibri" w:eastAsia="Calibri"/>
-          <w:b w:val="0"/>
-          <w:i w:val="0"/>
-          <w:sz w:val="22"/>
-        </w:rPr>
-        <w:t>Форддун Хайленд-Парктагы кыймылдуу конвейери (1913-жыл) Model T автомобилин чогултуу убактысын кескин кыскарткан</w:t>
+        <w:t>Форддун Хайленд-Парктагы 1913-жылкы кыймылдуу конвейери Model T жыйноо убактысын кескин кыскарткан.</w:t>
       </w:r>
     </w:p>
     <w:p>
       <w:pPr>
         <w:pStyle w:val="ListBullet"/>
+        <w:widowControl/>
       </w:pPr>
       <w:r>
-        <w:rPr>
-          <w:rFonts w:ascii="Calibri" w:hAnsi="Calibri" w:eastAsia="Calibri"/>
-          <w:b w:val="0"/>
-          <w:i w:val="0"/>
-          <w:sz w:val="22"/>
-        </w:rPr>
-        <w:t>Массалык өндүрүш товар түрүнүн көптүгүн азайтып, анын ордуна көлөмдү көбөйтүп, бир даананын баасын түшүрөт</w:t>
+        <w:t>Массалык өндүрүш көп түрдүүлүктү азайтып, көлөмдү өстүрөт жана бир даананын чыгымын төмөндөтөт.</w:t>
       </w:r>
     </w:p>
     <w:p>
       <w:pPr>
         <w:pStyle w:val="ListBullet"/>
+        <w:widowControl/>
       </w:pPr>
       <w:r>
-        <w:rPr>
-          <w:rFonts w:ascii="Calibri" w:hAnsi="Calibri" w:eastAsia="Calibri"/>
-          <w:b w:val="0"/>
-          <w:i w:val="0"/>
-          <w:sz w:val="22"/>
-        </w:rPr>
-        <w:t>Бул ыкма автомобилден үй шайманына, электроникага жана башка тармактарга тараган</w:t>
+        <w:t>Ыкма автомобилден тиричилик техникасына, электроникага жана башка тармактарга тараган.</w:t>
       </w:r>
     </w:p>
     <w:p>
       <w:pPr>
-        <w:keepNext/>
-        <w:spacing w:before="240" w:after="120"/>
+        <w:pStyle w:val="Heading1"/>
+        <w:widowControl/>
       </w:pPr>
       <w:r>
-        <w:rPr>
-          <w:rFonts w:ascii="Calibri" w:hAnsi="Calibri" w:eastAsia="Calibri"/>
-          <w:b/>
-          <w:i w:val="0"/>
-          <w:color w:val="004E8C"/>
-          <w:sz w:val="28"/>
-        </w:rPr>
-        <w:t>Бул эмне</w:t>
+        <w:t>Бул эмне?</w:t>
       </w:r>
     </w:p>
     <w:p>
       <w:pPr>
-        <w:spacing w:after="160" w:line="276" w:lineRule="auto"/>
+        <w:widowControl/>
       </w:pPr>
       <w:r>
-        <w:rPr>
-          <w:rFonts w:ascii="Calibri" w:hAnsi="Calibri" w:eastAsia="Calibri"/>
-          <w:b w:val="0"/>
-          <w:i w:val="0"/>
-          <w:sz w:val="22"/>
-        </w:rPr>
-        <w:t>Конвейер — буюм тасма менен же колдон колго өтүп, ар бир бекетте жумушчу же машина стандарттуу бир операцияны аткарган ырааттуу өндүрүш. Массалык чыгарууда ага бири-бирин алмаштыруучу тетиктер кошулат: бөлүктөр кол менен кайра жонбой эле өз ордуна төп келгидей бирдей жасалат. Максат — товарлардын окшош болушуна карабай, бир даананын чыгымын азайтып, өтө көп көлөмдө чыгаруу. Жөнөкөй айтканда, жумушчу чачылган цехти кыдырып тетик издебейт; автомобиль өзү анын алдына келет. Бул кол өнөрчүнүн бир орундагы үстөлүнөн айырмаланган, бүтө элек буюмдар агып өткөн дарыяга окшош.</w:t>
+        <w:t>Жыйноочу линия — буюм конвейерде же колдон колго берилип жылган, ар биринде жумушчу же машина бир стандарттык кадам кошкон орундардын катары. Массалык өндүрүш бул агымды өз ара алмашуучу тетиктер менен бириктирет: бөлүктөр кошумча жонбой эле бири-бирине туура келгидей бирдей жасалат. Максат — буюмдар окшош болсо да, аз чыгым менен көп чыгаруу. Жумушчу тетиктерди башаламан аянттан издебейт, автомобиль анын алдына келет. Өзүнчө уста үстөлүнүн ордуна бүтө элек буюмдардын агымы пайда болот.</w:t>
       </w:r>
     </w:p>
     <w:p>
       <w:pPr>
-        <w:keepNext/>
-        <w:spacing w:before="240" w:after="120"/>
+        <w:pStyle w:val="Heading1"/>
+        <w:widowControl/>
       </w:pPr>
       <w:r>
-        <w:rPr>
-          <w:rFonts w:ascii="Calibri" w:hAnsi="Calibri" w:eastAsia="Calibri"/>
-          <w:b/>
-          <w:i w:val="0"/>
-          <w:color w:val="004E8C"/>
-          <w:sz w:val="28"/>
-        </w:rPr>
-        <w:t>Аны ким ачкан же ойлоп тапкан</w:t>
+        <w:t xml:space="preserve">Ким ойлоп тапкан</w:t>
       </w:r>
     </w:p>
     <w:p>
       <w:pPr>
-        <w:spacing w:after="160" w:line="276" w:lineRule="auto"/>
+        <w:widowControl/>
       </w:pPr>
       <w:r>
-        <w:rPr>
-          <w:rFonts w:ascii="Calibri" w:hAnsi="Calibri" w:eastAsia="Calibri"/>
-          <w:b w:val="0"/>
-          <w:i w:val="0"/>
-          <w:sz w:val="22"/>
-        </w:rPr>
-        <w:t>Генри Форд бири-бирин алмаштыруучу тетикти да, өндүрүш агымын да ойлоп тапкан эмес. Бирок анын компаниясы Хайленд-Парк заводунда кыймылдуу конвейерди автомобиль чыгаруу менен белгилүү деңгээлде айкалыштырган. Ага чейин америкалык курал-жарак заводдору бирдей мылтык тетиктерин жасоого аракеттенген, эт комбинаттары болсо малдын сөөгүн адистешкен кесүүчүлөрдүн алдынан өткөргөн. Форддун инженерлери ар бир операциянын убактысын өлчөп, цехтин түзүлүшүн кайра уюштурушкан. Демек, бул бир көз ирмемде жаралган идея эмес, завод ишин уюштурган көп муундун жыйынтыгы.</w:t>
+        <w:t>Генри Форд алмашма тетиктерди же агым идеясын ойлоп тапкан эмес, бирок анын компаниясы Хайленд-Паркта кыймылдуу линияны автомобиль өндүрүшүнө ийгиликтүү бириктирген. Мурда америкалык курал заводдору өз ара туура келген мушкет тетиктерин көздөгөн; эт иштетүүчүлөр өлүктү атайын иш аткарган жумушчулардын алдынан өткөргөн. Форддун инженерлери иштердин убактысын өлчөп, заводду кайра жайгаштырган. Бул бир жолку жарк эткен идея эмес, фабрика уюштуруучуларынын узак салтынын натыйжасы.</w:t>
       </w:r>
     </w:p>
     <w:p>
       <w:pPr>
-        <w:keepNext/>
-        <w:spacing w:before="240" w:after="120"/>
+        <w:pStyle w:val="Heading1"/>
+        <w:widowControl/>
       </w:pPr>
       <w:r>
-        <w:rPr>
-          <w:rFonts w:ascii="Calibri" w:hAnsi="Calibri" w:eastAsia="Calibri"/>
-          <w:b/>
-          <w:i w:val="0"/>
-          <w:color w:val="004E8C"/>
-          <w:sz w:val="28"/>
-        </w:rPr>
-        <w:t>Качан жана кантип пайда болгон</w:t>
+        <w:t>Качан жана кантип пайда болгон?</w:t>
       </w:r>
     </w:p>
     <w:p>
       <w:pPr>
-        <w:spacing w:after="160" w:line="276" w:lineRule="auto"/>
+        <w:widowControl/>
       </w:pPr>
       <w:r>
-        <w:rPr>
-          <w:rFonts w:ascii="Calibri" w:hAnsi="Calibri" w:eastAsia="Calibri"/>
-          <w:b w:val="0"/>
-          <w:i w:val="0"/>
-          <w:sz w:val="22"/>
-        </w:rPr>
-        <w:t>1913–1914-жылдары Форддун кыймылдуу линиясы Model T автомобилин мурдагы кыймылсыз чогултуу ыкмасынан кыйла тез чыгара баштаган. Тутум жогорку айлык менен кошо жумуштун катуу ыргагын да алып келген. Атаандаштар аны көчүрүп, өзүнө ылайыкташтырган; кийин үй шаймандары менен электроника да ушундай схемага өткөн. Автоматташтыруу жана роботтор айрым адамдык бекеттерди алмаштырса да, операциялардын ырааттуу агымы сакталып калган. XX кылымдагы согуштук өндүрүш бул ыкманы андан ары кеңейткен.</w:t>
+        <w:t>1913–1914-жылдары Форддун кыймылдуу линиясы Model Tни бир орунда жыйноого караганда кыйла тез чыгарган. Система жогорку эмгек акы менен кошо тынымсыз темпти алып келген. Атаандаштар көчүрүп, ыңгайлаштырган; тиричилик техникасы, кийин электроника окшош жайгашууга өткөн. Автоматташтыруу менен роботтор кийин айрым жумушчулардын ордун баскан, бирок иреттүү агым логикасы сакталган. XX кылымдын согуш өндүрүшү ошол эле ыкмаларды чоң масштабда колдонгон.</w:t>
       </w:r>
     </w:p>
     <w:p>
       <w:pPr>
-        <w:keepNext/>
-        <w:spacing w:before="240" w:after="120"/>
+        <w:pStyle w:val="Heading1"/>
+        <w:widowControl/>
       </w:pPr>
       <w:r>
-        <w:rPr>
-          <w:rFonts w:ascii="Calibri" w:hAnsi="Calibri" w:eastAsia="Calibri"/>
-          <w:b/>
-          <w:i w:val="0"/>
-          <w:color w:val="004E8C"/>
-          <w:sz w:val="28"/>
-        </w:rPr>
-        <w:t>Илимий жактан мааниси</w:t>
+        <w:t>Илим үчүн мааниси</w:t>
       </w:r>
     </w:p>
     <w:p>
       <w:pPr>
-        <w:spacing w:after="160" w:line="276" w:lineRule="auto"/>
+        <w:widowControl/>
       </w:pPr>
       <w:r>
-        <w:rPr>
-          <w:rFonts w:ascii="Calibri" w:hAnsi="Calibri" w:eastAsia="Calibri"/>
-          <w:b w:val="0"/>
-          <w:i w:val="0"/>
-          <w:sz w:val="22"/>
-        </w:rPr>
-        <w:t>Массалык өндүрүш өлчөөгө таянат: тетиктин жол берилген айырмасы, убакыт-кыймыл талдоосу жана кийин статистикалык сапат көзөмөлү колдонулат. Бөлүктөрдүн алмашымдуулугу калибр жана стандартты, башкача айтканда цехтеги метрологияны талап кылат. Өндүрүштүк инженерия линияны тең салмактап, бош туруп калган убакытты азайтуучу өзүнчө тармак болуп өскөн. Тетиктердин айырмасы көзөмөлдөнбөсө конвейер токтоп калат; демек, чоң көлөмдү тактык мүмкүн кылган.</w:t>
+        <w:t>Массалык өндүрүш өлчөөгө таянат: тетиктин жол берилген айырмасы, убакыт менен кыймылды изилдөө, кийин статистикалык сапат көзөмөлү. Алмашмалуулук өлчөгүчтөрдү жана стандарттарды, башкача айтканда цехтеги метрологияны талап кылат. Өнөр жай инженериясы линиянын ишин теңдеп, бош күтүүнү азайткан тармак катары өскөн. Тетиктердин айырмасы көзөмөлдөнбөсө, линия тыгылат; көп өндүрүүгө тактык шарт түзгөн.</w:t>
       </w:r>
     </w:p>
     <w:p>
       <w:pPr>
-        <w:keepNext/>
-        <w:spacing w:before="240" w:after="120"/>
+        <w:pStyle w:val="Heading1"/>
+        <w:widowControl/>
       </w:pPr>
       <w:r>
-        <w:rPr>
-          <w:rFonts w:ascii="Calibri" w:hAnsi="Calibri" w:eastAsia="Calibri"/>
-          <w:b/>
-          <w:i w:val="0"/>
-          <w:color w:val="004E8C"/>
-          <w:sz w:val="28"/>
-        </w:rPr>
-        <w:t>Кийинки өнүгүүлөргө тийгизген таасири</w:t>
+        <w:t>Кийинки өнүгүүгө тийгизген таасири</w:t>
       </w:r>
     </w:p>
     <w:p>
       <w:pPr>
-        <w:spacing w:after="160" w:line="276" w:lineRule="auto"/>
+        <w:widowControl/>
       </w:pPr>
       <w:r>
-        <w:rPr>
-          <w:rFonts w:ascii="Calibri" w:hAnsi="Calibri" w:eastAsia="Calibri"/>
-          <w:b w:val="0"/>
-          <w:i w:val="0"/>
-          <w:sz w:val="22"/>
-        </w:rPr>
-        <w:t>Арзан автомобиль, радио жана үй машиналары керектөө рыногун өзгөрткөн. Өз убагында жеткирүүчү логистика жана «үнөмдүү өндүрүш» агым ыкмасын кийин кайра карап, өркүндөткөн. Дүйнөлүк жеткирүү чынжырлары тетик кайсы өлкөдөгү линияга барбасын дал келерине таянат. Программалык камсыздоодо да «иштетүү конвейери» деген окшош түшүнүк колдонулат. Конвейер XX кылымдагы кутуга салынган дээрлик бардык товарды чыгаруунун үлгүсүн берген.</w:t>
+        <w:t>Арзан машиналар, радиолор жана үй техникасы керектөө базарларын өзгөрткөн. Так керектүү убакта жеткирүү жана ысырапты азайткан үнөмдүү өндүрүш агым идеясынын кийинки сындары жана жакшыртуулары болгон. Дүйнөлүк жеткирүү тармактары линия кайда иштебесин туура келе турган тетиктерге таянат. Программалык иштетүү тизмектери да конвейер салыштыруусун колдонот. Жыйноочу линия XX кылымда даяр товарды кантип чыгаруунун негизги үлгүсүн берген.</w:t>
       </w:r>
     </w:p>
     <w:p>
       <w:pPr>
-        <w:keepNext/>
-        <w:spacing w:before="240" w:after="120"/>
+        <w:pStyle w:val="Heading1"/>
+        <w:widowControl/>
       </w:pPr>
       <w:r>
-        <w:rPr>
-          <w:rFonts w:ascii="Calibri" w:hAnsi="Calibri" w:eastAsia="Calibri"/>
-          <w:b/>
-          <w:i w:val="0"/>
-          <w:color w:val="004E8C"/>
-          <w:sz w:val="28"/>
-        </w:rPr>
-        <w:t>Адамдардын жашоосун кантип өзгөрткөн</w:t>
+        <w:t>Адамдардын жашоосун кантип өзгөрткөн?</w:t>
       </w:r>
     </w:p>
     <w:p>
       <w:pPr>
-        <w:spacing w:after="160" w:line="276" w:lineRule="auto"/>
+        <w:widowControl/>
       </w:pPr>
       <w:r>
-        <w:rPr>
-          <w:rFonts w:ascii="Calibri" w:hAnsi="Calibri" w:eastAsia="Calibri"/>
-          <w:b w:val="0"/>
-          <w:i w:val="0"/>
-          <w:sz w:val="22"/>
-        </w:rPr>
-        <w:t>Татаал товарлардын баасы түшүп, аларга ээ болгон адамдар көбөйгөн. Бирок жумуш көбүнчө бир калыпта кайталанып, тасманын ыргагына баш ийген: кээде мурдагы башаламан цехтен коопсузураак, кээде адамды аябай чарчаткан. Жеткиликтүү автомобиль шаар четиндеги жашоону, туризмди жана жумушка барып-келүүнү өстүргөн. Керектөө маданияты жыл сайын жаңы модель күтүүгө жана эски буюмду алмаштырууга көнгөн. Конвейер молчулук менен зеригүүнү бир таңгакта алып келген.</w:t>
+        <w:t>Татаал товарлардын баасы түшүп, аларга ээ болгондор көбөйгөн. Иш көбүнчө кайталанма болуп, темпти тасма белгилеген: бул чарчаткан, кээде эски башаламандыктан коопсузураак, кээде өтө катаал болгон. Жеткиликтүү автомобилдер шаар четиндеги жашоону, туризмди жана жумушка каттоону өстүргөн. Керектөө маданияты жыл сайын жаңы үлгү жана алмаштыруу күтүүгө көнгөн. Конвейер молчулук менен бир түрдүү эмгекти чогуу алып келген.</w:t>
       </w:r>
     </w:p>
     <w:p>
       <w:pPr>
-        <w:keepNext/>
-        <w:spacing w:before="240" w:after="120"/>
+        <w:pStyle w:val="Heading1"/>
+        <w:widowControl/>
       </w:pPr>
       <w:r>
-        <w:rPr>
-          <w:rFonts w:ascii="Calibri" w:hAnsi="Calibri" w:eastAsia="Calibri"/>
-          <w:b/>
-          <w:i w:val="0"/>
-          <w:color w:val="004E8C"/>
-          <w:sz w:val="28"/>
-        </w:rPr>
-        <w:t>Булактар жана шилтемелер</w:t>
+        <w:t>Булактар жана кошумча окуу</w:t>
       </w:r>
     </w:p>
     <w:p>
       <w:pPr>
-        <w:keepNext/>
-        <w:spacing w:before="240" w:after="120"/>
+        <w:pStyle w:val="Heading2"/>
+        <w:widowControl/>
       </w:pPr>
       <w:r>
         <w:rPr>
-          <w:rFonts w:ascii="Calibri" w:hAnsi="Calibri" w:eastAsia="Calibri"/>
-          <w:b/>
-          <w:i w:val="0"/>
-          <w:color w:val="004E8C"/>
-          <w:sz w:val="24"/>
+          <w:sz w:val="20"/>
         </w:rPr>
-        <w:t>A. Китептер жана негизги илимий эмгектер</w:t>
+        <w:t>Китептер жана негизги илимий эмгектер</w:t>
       </w:r>
     </w:p>
     <w:p>
       <w:pPr>
-        <w:spacing w:after="80"/>
-        <w:ind w:left="360"/>
+        <w:widowControl/>
       </w:pPr>
       <w:r>
         <w:rPr>
-          <w:rFonts w:ascii="Calibri" w:hAnsi="Calibri" w:eastAsia="Calibri"/>
-          <w:b w:val="0"/>
-          <w:i w:val="0"/>
-          <w:sz w:val="22"/>
+          <w:sz w:val="20"/>
         </w:rPr>
         <w:t>1. Hounshell, David A. From the American System to Mass Production, 1800-1932. Baltimore: Johns Hopkins University Press, 1984.</w:t>
       </w:r>
     </w:p>
     <w:p>
       <w:pPr>
-        <w:keepNext/>
-        <w:spacing w:before="240" w:after="120"/>
+        <w:pStyle w:val="Heading2"/>
+        <w:widowControl/>
       </w:pPr>
       <w:r>
         <w:rPr>
-          <w:rFonts w:ascii="Calibri" w:hAnsi="Calibri" w:eastAsia="Calibri"/>
-          <w:b/>
-          <w:i w:val="0"/>
-          <w:color w:val="004E8C"/>
-          <w:sz w:val="24"/>
+          <w:sz w:val="20"/>
         </w:rPr>
-        <w:t>C. Мекемелердин материалдары жана энциклопедиялык булактар</w:t>
+        <w:t>Уюмдардын жана энциклопедиялардын материалдары</w:t>
       </w:r>
     </w:p>
     <w:p>
       <w:pPr>
-        <w:spacing w:after="80"/>
-        <w:ind w:left="360"/>
+        <w:widowControl/>
       </w:pPr>
       <w:r>
         <w:rPr>
-          <w:rFonts w:ascii="Calibri" w:hAnsi="Calibri" w:eastAsia="Calibri"/>
-          <w:b w:val="0"/>
-          <w:i w:val="0"/>
-          <w:sz w:val="22"/>
+          <w:sz w:val="20"/>
         </w:rPr>
-        <w:t>1. Encyclopaedia Britannica. “Assembly line” (“Конвейер”).</w:t>
-      </w:r>
-      <w:r>
-        <w:rPr>
-          <w:rFonts w:ascii="Calibri" w:hAnsi="Calibri" w:eastAsia="Calibri"/>
-          <w:b w:val="0"/>
-          <w:i w:val="0"/>
-          <w:sz w:val="22"/>
-        </w:rPr>
-        <w:t xml:space="preserve"> </w:t>
+        <w:t xml:space="preserve">1. Encyclopaedia Britannica. 'Assembly line.' </w:t>
       </w:r>
       <w:hyperlink r:id="rId9">
         <w:r>
           <w:rPr>
-            <w:rFonts w:ascii="Calibri" w:hAnsi="Calibri" w:eastAsia="Calibri"/>
-            <w:b w:val="0"/>
-            <w:i w:val="0"/>
-            <w:sz w:val="22"/>
-            <w:color w:val="0563C1"/>
-            <w:u w:val="single"/>
+            <w:sz w:val="20"/>
           </w:rPr>
           <w:t>https://www.britannica.com/technology/assembly-line</w:t>
         </w:r>
       </w:hyperlink>
+      <w:r>
+        <w:rPr>
+          <w:sz w:val="20"/>
+        </w:rPr>
+      </w:r>
     </w:p>
     <w:p>
       <w:pPr>
-        <w:spacing w:after="80"/>
-        <w:ind w:left="360"/>
+        <w:widowControl/>
       </w:pPr>
       <w:r>
         <w:rPr>
-          <w:rFonts w:ascii="Calibri" w:hAnsi="Calibri" w:eastAsia="Calibri"/>
-          <w:b w:val="0"/>
-          <w:i w:val="0"/>
-          <w:sz w:val="22"/>
+          <w:sz w:val="20"/>
         </w:rPr>
-        <w:t>2. Encyclopaedia Britannica. “Mass production” (“Массалык өндүрүш”).</w:t>
-      </w:r>
-      <w:r>
-        <w:rPr>
-          <w:rFonts w:ascii="Calibri" w:hAnsi="Calibri" w:eastAsia="Calibri"/>
-          <w:b w:val="0"/>
-          <w:i w:val="0"/>
-          <w:sz w:val="22"/>
-        </w:rPr>
-        <w:t xml:space="preserve"> </w:t>
+        <w:t xml:space="preserve">2. Encyclopaedia Britannica. 'Mass production.' </w:t>
       </w:r>
       <w:hyperlink r:id="rId10">
         <w:r>
           <w:rPr>
-            <w:rFonts w:ascii="Calibri" w:hAnsi="Calibri" w:eastAsia="Calibri"/>
-            <w:b w:val="0"/>
-            <w:i w:val="0"/>
-            <w:sz w:val="22"/>
-            <w:color w:val="0563C1"/>
-            <w:u w:val="single"/>
+            <w:sz w:val="20"/>
           </w:rPr>
           <w:t>https://www.britannica.com/technology/mass-production</w:t>
         </w:r>
       </w:hyperlink>
-    </w:p>
-    <w:p>
-      <w:pPr>
-        <w:keepNext/>
-        <w:spacing w:before="240" w:after="120"/>
-      </w:pPr>
       <w:r>
         <w:rPr>
-          <w:rFonts w:ascii="Calibri" w:hAnsi="Calibri" w:eastAsia="Calibri"/>
-          <w:b/>
-          <w:i w:val="0"/>
-          <w:color w:val="004E8C"/>
-          <w:sz w:val="24"/>
+          <w:sz w:val="20"/>
         </w:rPr>
-        <w:t>D. Музейлердин, архивдердин жана китепканалардын материалдары</w:t>
       </w:r>
     </w:p>
     <w:p>
       <w:pPr>
-        <w:spacing w:after="80"/>
-        <w:ind w:left="360"/>
+        <w:pStyle w:val="Heading2"/>
+        <w:widowControl/>
       </w:pPr>
       <w:r>
         <w:rPr>
-          <w:rFonts w:ascii="Calibri" w:hAnsi="Calibri" w:eastAsia="Calibri"/>
-          <w:b w:val="0"/>
-          <w:i w:val="0"/>
-          <w:sz w:val="22"/>
+          <w:sz w:val="20"/>
         </w:rPr>
-        <w:t>1. The Henry Ford. Генри Форд жана конвейер жөнүндө инновация баяндамалары.</w:t>
+        <w:t>Музейлердин, архивдердин жана китепканалардын материалдары</w:t>
       </w:r>
+    </w:p>
+    <w:p>
+      <w:pPr>
+        <w:widowControl/>
+      </w:pPr>
       <w:r>
         <w:rPr>
-          <w:rFonts w:ascii="Calibri" w:hAnsi="Calibri" w:eastAsia="Calibri"/>
-          <w:b w:val="0"/>
-          <w:i w:val="0"/>
-          <w:sz w:val="22"/>
+          <w:sz w:val="20"/>
         </w:rPr>
-        <w:t xml:space="preserve"> </w:t>
+        <w:t xml:space="preserve">1. The Henry Ford. Stories of innovation: Henry Ford and the assembly line. </w:t>
       </w:r>
       <w:hyperlink r:id="rId11">
         <w:r>
           <w:rPr>
-            <w:rFonts w:ascii="Calibri" w:hAnsi="Calibri" w:eastAsia="Calibri"/>
-            <w:b w:val="0"/>
-            <w:i w:val="0"/>
-            <w:sz w:val="22"/>
-            <w:color w:val="0563C1"/>
-            <w:u w:val="single"/>
+            <w:sz w:val="20"/>
           </w:rPr>
           <w:t>https://www.thehenryford.org/explore/stories-of-innovation/what-if/henry-ford/</w:t>
         </w:r>
       </w:hyperlink>
-    </w:p>
-    <w:p>
-      <w:pPr>
-        <w:keepNext/>
-        <w:spacing w:before="240" w:after="120"/>
-      </w:pPr>
       <w:r>
         <w:rPr>
-          <w:rFonts w:ascii="Calibri" w:hAnsi="Calibri" w:eastAsia="Calibri"/>
-          <w:b/>
-          <w:i w:val="0"/>
-          <w:color w:val="004E8C"/>
-          <w:sz w:val="24"/>
+          <w:sz w:val="20"/>
         </w:rPr>
-        <w:t>J. Басма сөз, илимий-популярдуу жана жалпы маалымат булактары</w:t>
       </w:r>
     </w:p>
     <w:p>
       <w:pPr>
-        <w:spacing w:after="80"/>
-        <w:ind w:left="360"/>
+        <w:pStyle w:val="Heading2"/>
+        <w:widowControl/>
       </w:pPr>
       <w:r>
         <w:rPr>
-          <w:rFonts w:ascii="Calibri" w:hAnsi="Calibri" w:eastAsia="Calibri"/>
-          <w:b w:val="0"/>
-          <w:i w:val="0"/>
-          <w:sz w:val="22"/>
+          <w:sz w:val="20"/>
         </w:rPr>
-        <w:t>1. Smithsonian Magazine. “How Henry Ford’s Assembly Line Changed Manufacturing Forever”.</w:t>
+        <w:t>Басма сөз, илимий-популярдуу жана маалымдама материалдар</w:t>
       </w:r>
+    </w:p>
+    <w:p>
+      <w:pPr>
+        <w:widowControl/>
+      </w:pPr>
       <w:r>
         <w:rPr>
-          <w:rFonts w:ascii="Calibri" w:hAnsi="Calibri" w:eastAsia="Calibri"/>
-          <w:b w:val="0"/>
-          <w:i w:val="0"/>
-          <w:sz w:val="22"/>
+          <w:sz w:val="20"/>
         </w:rPr>
-        <w:t xml:space="preserve"> </w:t>
+        <w:t xml:space="preserve">1. Smithsonian Magazine. 'How Henry Ford's Assembly Line Changed Manufacturing Forever.' </w:t>
       </w:r>
       <w:hyperlink r:id="rId12">
         <w:r>
           <w:rPr>
-            <w:rFonts w:ascii="Calibri" w:hAnsi="Calibri" w:eastAsia="Calibri"/>
-            <w:b w:val="0"/>
-            <w:i w:val="0"/>
-            <w:sz w:val="22"/>
-            <w:color w:val="0563C1"/>
-            <w:u w:val="single"/>
+            <w:sz w:val="20"/>
           </w:rPr>
           <w:t>https://www.smithsonianmag.com/innovation/how-henry-fords-assembly-line-changed-manufacturing-forever-180975188/</w:t>
         </w:r>
       </w:hyperlink>
+      <w:r>
+        <w:rPr>
+          <w:sz w:val="20"/>
+        </w:rPr>
+      </w:r>
     </w:p>
     <w:sectPr>
-      <w:pgSz w:w="12240" w:h="15840"/>
-      <w:pgMar w:top="1296" w:right="1440" w:bottom="1296" w:left="1440" w:header="720" w:footer="720" w:gutter="0"/>
+      <w:footerReference w:type="default" r:id="rId13"/>
+      <w:pgSz w:w="11906" w:h="16838"/>
+      <w:pgMar w:top="1020" w:right="1134" w:bottom="1020" w:left="1134" w:header="720" w:footer="720" w:gutter="0"/>
       <w:cols w:space="720"/>
       <w:docGrid w:linePitch="360"/>
     </w:sectPr>
   </w:body>
 </w:document>
+</file>
+
+<file path=word/footer1.xml><?xml version="1.0" encoding="utf-8"?>
+<w:ftr xmlns:m="http://schemas.openxmlformats.org/officeDocument/2006/math" xmlns:mc="http://schemas.openxmlformats.org/markup-compatibility/2006" xmlns:mo="http://schemas.microsoft.com/office/mac/office/2008/main" xmlns:mv="urn:schemas-microsoft-com:mac:vml" xmlns:o="urn:schemas-microsoft-com:office:office" xmlns:r="http://schemas.openxmlformats.org/officeDocument/2006/relationships" xmlns:v="urn:schemas-microsoft-com:vml" xmlns:w10="urn:schemas-microsoft-com:office:word" xmlns:w14="http://schemas.microsoft.com/office/word/2010/wordml" xmlns:w="http://schemas.openxmlformats.org/wordprocessingml/2006/main" xmlns:wne="http://schemas.microsoft.com/office/word/2006/wordml" xmlns:wp14="http://schemas.microsoft.com/office/word/2010/wordprocessingDrawing" xmlns:wp="http://schemas.openxmlformats.org/drawingml/2006/wordprocessingDrawing" xmlns:wpc="http://schemas.microsoft.com/office/word/2010/wordprocessingCanvas" xmlns:wpg="http://schemas.microsoft.com/office/word/2010/wordprocessingGroup" xmlns:wpi="http://schemas.microsoft.com/office/word/2010/wordprocessingInk" xmlns:wps="http://schemas.microsoft.com/office/word/2010/wordprocessingShape" mc:Ignorable="w14 wp14">
+  <w:p>
+    <w:pPr>
+      <w:pStyle w:val="Footer"/>
+      <w:jc w:val="right"/>
+    </w:pPr>
+    <w:fldSimple w:instr="PAGE"/>
+  </w:p>
+</w:ftr>
 </file>
 
 <file path=word/numbering.xml><?xml version="1.0" encoding="utf-8"?>
@@ -788,7 +594,7 @@
   <w:docDefaults>
     <w:rPrDefault>
       <w:rPr>
-        <w:rFonts w:asciiTheme="minorHAnsi" w:eastAsiaTheme="minorEastAsia" w:hAnsiTheme="minorHAnsi" w:cstheme="minorBidi"/>
+        <w:rFonts/>
         <w:sz w:val="22"/>
         <w:szCs w:val="22"/>
         <w:lang w:val="en-US" w:eastAsia="en-US" w:bidi="ar-SA"/>
@@ -943,6 +749,15 @@
     <w:name w:val="Normal"/>
     <w:qFormat/>
     <w:rsid w:val="00FC693F"/>
+    <w:pPr>
+      <w:spacing w:after="120" w:line="259" w:lineRule="auto"/>
+    </w:pPr>
+    <w:rPr>
+      <w:rFonts w:ascii="Times New Roman" w:hAnsi="Times New Roman"/>
+      <w:color w:val="000000"/>
+      <w:sz w:val="24"/>
+      <w:lang w:val="ky-KG"/>
+    </w:rPr>
   </w:style>
   <w:style w:type="paragraph" w:styleId="Header">
     <w:name w:val="header"/>
@@ -999,16 +814,17 @@
     <w:pPr>
       <w:keepNext/>
       <w:keepLines/>
-      <w:spacing w:before="480" w:after="0"/>
+      <w:spacing w:before="480" w:after="120" w:line="259" w:lineRule="auto"/>
       <w:outlineLvl w:val="0"/>
     </w:pPr>
     <w:rPr>
-      <w:rFonts w:asciiTheme="majorHAnsi" w:eastAsiaTheme="majorEastAsia" w:hAnsiTheme="majorHAnsi" w:cstheme="majorBidi"/>
+      <w:rFonts w:ascii="Times New Roman" w:hAnsi="Times New Roman"/>
       <w:b/>
       <w:bCs/>
-      <w:color w:val="365F91" w:themeColor="accent1" w:themeShade="BF"/>
-      <w:sz w:val="28"/>
+      <w:color w:val="000000"/>
+      <w:sz w:val="26"/>
       <w:szCs w:val="28"/>
+      <w:lang w:val="ky-KG"/>
     </w:rPr>
   </w:style>
   <w:style w:type="paragraph" w:styleId="Heading2">
@@ -1023,16 +839,17 @@
     <w:pPr>
       <w:keepNext/>
       <w:keepLines/>
-      <w:spacing w:before="200" w:after="0"/>
+      <w:spacing w:before="200" w:after="120" w:line="259" w:lineRule="auto"/>
       <w:outlineLvl w:val="1"/>
     </w:pPr>
     <w:rPr>
-      <w:rFonts w:asciiTheme="majorHAnsi" w:eastAsiaTheme="majorEastAsia" w:hAnsiTheme="majorHAnsi" w:cstheme="majorBidi"/>
+      <w:rFonts w:ascii="Times New Roman" w:hAnsi="Times New Roman"/>
       <w:b/>
       <w:bCs/>
-      <w:color w:val="4F81BD" w:themeColor="accent1"/>
+      <w:color w:val="000000"/>
       <w:sz w:val="26"/>
       <w:szCs w:val="26"/>
+      <w:lang w:val="ky-KG"/>
     </w:rPr>
   </w:style>
   <w:style w:type="paragraph" w:styleId="Heading3">
@@ -1051,7 +868,7 @@
       <w:outlineLvl w:val="2"/>
     </w:pPr>
     <w:rPr>
-      <w:rFonts w:asciiTheme="majorHAnsi" w:eastAsiaTheme="majorEastAsia" w:hAnsiTheme="majorHAnsi" w:cstheme="majorBidi"/>
+      <w:rFonts/>
       <w:b/>
       <w:bCs/>
       <w:color w:val="4F81BD" w:themeColor="accent1"/>
@@ -1074,7 +891,7 @@
       <w:outlineLvl w:val="3"/>
     </w:pPr>
     <w:rPr>
-      <w:rFonts w:asciiTheme="majorHAnsi" w:eastAsiaTheme="majorEastAsia" w:hAnsiTheme="majorHAnsi" w:cstheme="majorBidi"/>
+      <w:rFonts/>
       <w:b/>
       <w:bCs/>
       <w:i/>
@@ -1099,7 +916,7 @@
       <w:outlineLvl w:val="4"/>
     </w:pPr>
     <w:rPr>
-      <w:rFonts w:asciiTheme="majorHAnsi" w:eastAsiaTheme="majorEastAsia" w:hAnsiTheme="majorHAnsi" w:cstheme="majorBidi"/>
+      <w:rFonts/>
       <w:color w:val="243F60" w:themeColor="accent1" w:themeShade="7F"/>
     </w:rPr>
   </w:style>
@@ -1120,7 +937,7 @@
       <w:outlineLvl w:val="5"/>
     </w:pPr>
     <w:rPr>
-      <w:rFonts w:asciiTheme="majorHAnsi" w:eastAsiaTheme="majorEastAsia" w:hAnsiTheme="majorHAnsi" w:cstheme="majorBidi"/>
+      <w:rFonts/>
       <w:i/>
       <w:iCs/>
       <w:color w:val="243F60" w:themeColor="accent1" w:themeShade="7F"/>
@@ -1143,7 +960,7 @@
       <w:outlineLvl w:val="6"/>
     </w:pPr>
     <w:rPr>
-      <w:rFonts w:asciiTheme="majorHAnsi" w:eastAsiaTheme="majorEastAsia" w:hAnsiTheme="majorHAnsi" w:cstheme="majorBidi"/>
+      <w:rFonts/>
       <w:i/>
       <w:iCs/>
       <w:color w:val="404040" w:themeColor="text1" w:themeTint="BF"/>
@@ -1166,7 +983,7 @@
       <w:outlineLvl w:val="7"/>
     </w:pPr>
     <w:rPr>
-      <w:rFonts w:asciiTheme="majorHAnsi" w:eastAsiaTheme="majorEastAsia" w:hAnsiTheme="majorHAnsi" w:cstheme="majorBidi"/>
+      <w:rFonts/>
       <w:color w:val="4F81BD" w:themeColor="accent1"/>
       <w:sz w:val="20"/>
       <w:szCs w:val="20"/>
@@ -1189,7 +1006,7 @@
       <w:outlineLvl w:val="8"/>
     </w:pPr>
     <w:rPr>
-      <w:rFonts w:asciiTheme="majorHAnsi" w:eastAsiaTheme="majorEastAsia" w:hAnsiTheme="majorHAnsi" w:cstheme="majorBidi"/>
+      <w:rFonts/>
       <w:i/>
       <w:iCs/>
       <w:color w:val="404040" w:themeColor="text1" w:themeTint="BF"/>
@@ -1240,7 +1057,7 @@
     <w:uiPriority w:val="9"/>
     <w:rsid w:val="00FC693F"/>
     <w:rPr>
-      <w:rFonts w:asciiTheme="majorHAnsi" w:eastAsiaTheme="majorEastAsia" w:hAnsiTheme="majorHAnsi" w:cstheme="majorBidi"/>
+      <w:rFonts/>
       <w:b/>
       <w:bCs/>
       <w:color w:val="365F91" w:themeColor="accent1" w:themeShade="BF"/>
@@ -1255,7 +1072,7 @@
     <w:uiPriority w:val="9"/>
     <w:rsid w:val="00FC693F"/>
     <w:rPr>
-      <w:rFonts w:asciiTheme="majorHAnsi" w:eastAsiaTheme="majorEastAsia" w:hAnsiTheme="majorHAnsi" w:cstheme="majorBidi"/>
+      <w:rFonts/>
       <w:b/>
       <w:bCs/>
       <w:color w:val="4F81BD" w:themeColor="accent1"/>
@@ -1270,7 +1087,7 @@
     <w:uiPriority w:val="9"/>
     <w:rsid w:val="00FC693F"/>
     <w:rPr>
-      <w:rFonts w:asciiTheme="majorHAnsi" w:eastAsiaTheme="majorEastAsia" w:hAnsiTheme="majorHAnsi" w:cstheme="majorBidi"/>
+      <w:rFonts/>
       <w:b/>
       <w:bCs/>
       <w:color w:val="4F81BD" w:themeColor="accent1"/>
@@ -1285,19 +1102,17 @@
     <w:qFormat/>
     <w:rsid w:val="00FC693F"/>
     <w:pPr>
-      <w:pBdr>
-        <w:bottom w:val="single" w:sz="8" w:space="4" w:color="4F81BD" w:themeColor="accent1"/>
-      </w:pBdr>
-      <w:spacing w:after="300" w:line="240" w:lineRule="auto"/>
+      <w:spacing w:after="120" w:line="259" w:lineRule="auto"/>
       <w:contextualSpacing/>
     </w:pPr>
     <w:rPr>
-      <w:rFonts w:asciiTheme="majorHAnsi" w:eastAsiaTheme="majorEastAsia" w:hAnsiTheme="majorHAnsi" w:cstheme="majorBidi"/>
-      <w:color w:val="17365D" w:themeColor="text2" w:themeShade="BF"/>
+      <w:rFonts w:ascii="Times New Roman" w:hAnsi="Times New Roman"/>
+      <w:color w:val="000000"/>
       <w:spacing w:val="5"/>
       <w:kern w:val="28"/>
-      <w:sz w:val="52"/>
+      <w:sz w:val="40"/>
       <w:szCs w:val="52"/>
+      <w:lang w:val="ky-KG"/>
     </w:rPr>
   </w:style>
   <w:style w:type="character" w:customStyle="1" w:styleId="TitleChar">
@@ -1307,7 +1122,7 @@
     <w:uiPriority w:val="10"/>
     <w:rsid w:val="00FC693F"/>
     <w:rPr>
-      <w:rFonts w:asciiTheme="majorHAnsi" w:eastAsiaTheme="majorEastAsia" w:hAnsiTheme="majorHAnsi" w:cstheme="majorBidi"/>
+      <w:rFonts/>
       <w:color w:val="17365D" w:themeColor="text2" w:themeShade="BF"/>
       <w:spacing w:val="5"/>
       <w:kern w:val="28"/>
@@ -1329,7 +1144,7 @@
       </w:numPr>
     </w:pPr>
     <w:rPr>
-      <w:rFonts w:asciiTheme="majorHAnsi" w:eastAsiaTheme="majorEastAsia" w:hAnsiTheme="majorHAnsi" w:cstheme="majorBidi"/>
+      <w:rFonts/>
       <w:i/>
       <w:iCs/>
       <w:color w:val="4F81BD" w:themeColor="accent1"/>
@@ -1345,7 +1160,7 @@
     <w:uiPriority w:val="11"/>
     <w:rsid w:val="00FC693F"/>
     <w:rPr>
-      <w:rFonts w:asciiTheme="majorHAnsi" w:eastAsiaTheme="majorEastAsia" w:hAnsiTheme="majorHAnsi" w:cstheme="majorBidi"/>
+      <w:rFonts/>
       <w:i/>
       <w:iCs/>
       <w:color w:val="4F81BD" w:themeColor="accent1"/>
@@ -1470,8 +1285,15 @@
       <w:numPr>
         <w:numId w:val="1"/>
       </w:numPr>
+      <w:spacing w:after="120" w:line="259" w:lineRule="auto"/>
       <w:contextualSpacing/>
     </w:pPr>
+    <w:rPr>
+      <w:rFonts w:ascii="Times New Roman" w:hAnsi="Times New Roman"/>
+      <w:color w:val="000000"/>
+      <w:sz w:val="24"/>
+      <w:lang w:val="ky-KG"/>
+    </w:rPr>
   </w:style>
   <w:style w:type="paragraph" w:styleId="ListBullet2">
     <w:name w:val="List Bullet 2"/>
@@ -1643,7 +1465,7 @@
     <w:semiHidden/>
     <w:rsid w:val="00FC693F"/>
     <w:rPr>
-      <w:rFonts w:asciiTheme="majorHAnsi" w:eastAsiaTheme="majorEastAsia" w:hAnsiTheme="majorHAnsi" w:cstheme="majorBidi"/>
+      <w:rFonts/>
       <w:b/>
       <w:bCs/>
       <w:i/>
@@ -1659,7 +1481,7 @@
     <w:semiHidden/>
     <w:rsid w:val="00FC693F"/>
     <w:rPr>
-      <w:rFonts w:asciiTheme="majorHAnsi" w:eastAsiaTheme="majorEastAsia" w:hAnsiTheme="majorHAnsi" w:cstheme="majorBidi"/>
+      <w:rFonts/>
       <w:color w:val="243F60" w:themeColor="accent1" w:themeShade="7F"/>
     </w:rPr>
   </w:style>
@@ -1671,7 +1493,7 @@
     <w:semiHidden/>
     <w:rsid w:val="00FC693F"/>
     <w:rPr>
-      <w:rFonts w:asciiTheme="majorHAnsi" w:eastAsiaTheme="majorEastAsia" w:hAnsiTheme="majorHAnsi" w:cstheme="majorBidi"/>
+      <w:rFonts/>
       <w:i/>
       <w:iCs/>
       <w:color w:val="243F60" w:themeColor="accent1" w:themeShade="7F"/>
@@ -1685,7 +1507,7 @@
     <w:semiHidden/>
     <w:rsid w:val="00FC693F"/>
     <w:rPr>
-      <w:rFonts w:asciiTheme="majorHAnsi" w:eastAsiaTheme="majorEastAsia" w:hAnsiTheme="majorHAnsi" w:cstheme="majorBidi"/>
+      <w:rFonts/>
       <w:i/>
       <w:iCs/>
       <w:color w:val="404040" w:themeColor="text1" w:themeTint="BF"/>
@@ -1699,7 +1521,7 @@
     <w:semiHidden/>
     <w:rsid w:val="00FC693F"/>
     <w:rPr>
-      <w:rFonts w:asciiTheme="majorHAnsi" w:eastAsiaTheme="majorEastAsia" w:hAnsiTheme="majorHAnsi" w:cstheme="majorBidi"/>
+      <w:rFonts/>
       <w:color w:val="4F81BD" w:themeColor="accent1"/>
       <w:sz w:val="20"/>
       <w:szCs w:val="20"/>
@@ -1713,7 +1535,7 @@
     <w:semiHidden/>
     <w:rsid w:val="00FC693F"/>
     <w:rPr>
-      <w:rFonts w:asciiTheme="majorHAnsi" w:eastAsiaTheme="majorEastAsia" w:hAnsiTheme="majorHAnsi" w:cstheme="majorBidi"/>
+      <w:rFonts/>
       <w:i/>
       <w:iCs/>
       <w:color w:val="404040" w:themeColor="text1" w:themeTint="BF"/>
@@ -1772,9 +1594,6 @@
     <w:qFormat/>
     <w:rsid w:val="00FC693F"/>
     <w:pPr>
-      <w:pBdr>
-        <w:bottom w:val="single" w:sz="4" w:space="4" w:color="4F81BD" w:themeColor="accent1"/>
-      </w:pBdr>
       <w:spacing w:before="200" w:after="280"/>
       <w:ind w:left="936" w:right="936"/>
     </w:pPr>
@@ -3302,7 +3121,7 @@
         <w:spacing w:before="0" w:after="0" w:line="240" w:lineRule="auto"/>
       </w:pPr>
       <w:rPr>
-        <w:rFonts w:asciiTheme="majorHAnsi" w:eastAsiaTheme="majorEastAsia" w:hAnsiTheme="majorHAnsi" w:cstheme="majorBidi"/>
+        <w:rFonts/>
         <w:b/>
         <w:bCs/>
       </w:rPr>
@@ -3323,7 +3142,7 @@
         <w:spacing w:before="0" w:after="0" w:line="240" w:lineRule="auto"/>
       </w:pPr>
       <w:rPr>
-        <w:rFonts w:asciiTheme="majorHAnsi" w:eastAsiaTheme="majorEastAsia" w:hAnsiTheme="majorHAnsi" w:cstheme="majorBidi"/>
+        <w:rFonts/>
         <w:b/>
         <w:bCs/>
       </w:rPr>
@@ -3341,14 +3160,14 @@
     </w:tblStylePr>
     <w:tblStylePr w:type="firstCol">
       <w:rPr>
-        <w:rFonts w:asciiTheme="majorHAnsi" w:eastAsiaTheme="majorEastAsia" w:hAnsiTheme="majorHAnsi" w:cstheme="majorBidi"/>
+        <w:rFonts/>
         <w:b/>
         <w:bCs/>
       </w:rPr>
     </w:tblStylePr>
     <w:tblStylePr w:type="lastCol">
       <w:rPr>
-        <w:rFonts w:asciiTheme="majorHAnsi" w:eastAsiaTheme="majorEastAsia" w:hAnsiTheme="majorHAnsi" w:cstheme="majorBidi"/>
+        <w:rFonts/>
         <w:b/>
         <w:bCs/>
       </w:rPr>
@@ -3432,7 +3251,7 @@
         <w:spacing w:before="0" w:after="0" w:line="240" w:lineRule="auto"/>
       </w:pPr>
       <w:rPr>
-        <w:rFonts w:asciiTheme="majorHAnsi" w:eastAsiaTheme="majorEastAsia" w:hAnsiTheme="majorHAnsi" w:cstheme="majorBidi"/>
+        <w:rFonts/>
         <w:b/>
         <w:bCs/>
       </w:rPr>
@@ -3453,7 +3272,7 @@
         <w:spacing w:before="0" w:after="0" w:line="240" w:lineRule="auto"/>
       </w:pPr>
       <w:rPr>
-        <w:rFonts w:asciiTheme="majorHAnsi" w:eastAsiaTheme="majorEastAsia" w:hAnsiTheme="majorHAnsi" w:cstheme="majorBidi"/>
+        <w:rFonts/>
         <w:b/>
         <w:bCs/>
       </w:rPr>
@@ -3471,14 +3290,14 @@
     </w:tblStylePr>
     <w:tblStylePr w:type="firstCol">
       <w:rPr>
-        <w:rFonts w:asciiTheme="majorHAnsi" w:eastAsiaTheme="majorEastAsia" w:hAnsiTheme="majorHAnsi" w:cstheme="majorBidi"/>
+        <w:rFonts/>
         <w:b/>
         <w:bCs/>
       </w:rPr>
     </w:tblStylePr>
     <w:tblStylePr w:type="lastCol">
       <w:rPr>
-        <w:rFonts w:asciiTheme="majorHAnsi" w:eastAsiaTheme="majorEastAsia" w:hAnsiTheme="majorHAnsi" w:cstheme="majorBidi"/>
+        <w:rFonts/>
         <w:b/>
         <w:bCs/>
       </w:rPr>
@@ -3562,7 +3381,7 @@
         <w:spacing w:before="0" w:after="0" w:line="240" w:lineRule="auto"/>
       </w:pPr>
       <w:rPr>
-        <w:rFonts w:asciiTheme="majorHAnsi" w:eastAsiaTheme="majorEastAsia" w:hAnsiTheme="majorHAnsi" w:cstheme="majorBidi"/>
+        <w:rFonts/>
         <w:b/>
         <w:bCs/>
       </w:rPr>
@@ -3583,7 +3402,7 @@
         <w:spacing w:before="0" w:after="0" w:line="240" w:lineRule="auto"/>
       </w:pPr>
       <w:rPr>
-        <w:rFonts w:asciiTheme="majorHAnsi" w:eastAsiaTheme="majorEastAsia" w:hAnsiTheme="majorHAnsi" w:cstheme="majorBidi"/>
+        <w:rFonts/>
         <w:b/>
         <w:bCs/>
       </w:rPr>
@@ -3601,14 +3420,14 @@
     </w:tblStylePr>
     <w:tblStylePr w:type="firstCol">
       <w:rPr>
-        <w:rFonts w:asciiTheme="majorHAnsi" w:eastAsiaTheme="majorEastAsia" w:hAnsiTheme="majorHAnsi" w:cstheme="majorBidi"/>
+        <w:rFonts/>
         <w:b/>
         <w:bCs/>
       </w:rPr>
     </w:tblStylePr>
     <w:tblStylePr w:type="lastCol">
       <w:rPr>
-        <w:rFonts w:asciiTheme="majorHAnsi" w:eastAsiaTheme="majorEastAsia" w:hAnsiTheme="majorHAnsi" w:cstheme="majorBidi"/>
+        <w:rFonts/>
         <w:b/>
         <w:bCs/>
       </w:rPr>
@@ -3692,7 +3511,7 @@
         <w:spacing w:before="0" w:after="0" w:line="240" w:lineRule="auto"/>
       </w:pPr>
       <w:rPr>
-        <w:rFonts w:asciiTheme="majorHAnsi" w:eastAsiaTheme="majorEastAsia" w:hAnsiTheme="majorHAnsi" w:cstheme="majorBidi"/>
+        <w:rFonts/>
         <w:b/>
         <w:bCs/>
       </w:rPr>
@@ -3713,7 +3532,7 @@
         <w:spacing w:before="0" w:after="0" w:line="240" w:lineRule="auto"/>
       </w:pPr>
       <w:rPr>
-        <w:rFonts w:asciiTheme="majorHAnsi" w:eastAsiaTheme="majorEastAsia" w:hAnsiTheme="majorHAnsi" w:cstheme="majorBidi"/>
+        <w:rFonts/>
         <w:b/>
         <w:bCs/>
       </w:rPr>
@@ -3731,14 +3550,14 @@
     </w:tblStylePr>
     <w:tblStylePr w:type="firstCol">
       <w:rPr>
-        <w:rFonts w:asciiTheme="majorHAnsi" w:eastAsiaTheme="majorEastAsia" w:hAnsiTheme="majorHAnsi" w:cstheme="majorBidi"/>
+        <w:rFonts/>
         <w:b/>
         <w:bCs/>
       </w:rPr>
     </w:tblStylePr>
     <w:tblStylePr w:type="lastCol">
       <w:rPr>
-        <w:rFonts w:asciiTheme="majorHAnsi" w:eastAsiaTheme="majorEastAsia" w:hAnsiTheme="majorHAnsi" w:cstheme="majorBidi"/>
+        <w:rFonts/>
         <w:b/>
         <w:bCs/>
       </w:rPr>
@@ -3822,7 +3641,7 @@
         <w:spacing w:before="0" w:after="0" w:line="240" w:lineRule="auto"/>
       </w:pPr>
       <w:rPr>
-        <w:rFonts w:asciiTheme="majorHAnsi" w:eastAsiaTheme="majorEastAsia" w:hAnsiTheme="majorHAnsi" w:cstheme="majorBidi"/>
+        <w:rFonts/>
         <w:b/>
         <w:bCs/>
       </w:rPr>
@@ -3843,7 +3662,7 @@
         <w:spacing w:before="0" w:after="0" w:line="240" w:lineRule="auto"/>
       </w:pPr>
       <w:rPr>
-        <w:rFonts w:asciiTheme="majorHAnsi" w:eastAsiaTheme="majorEastAsia" w:hAnsiTheme="majorHAnsi" w:cstheme="majorBidi"/>
+        <w:rFonts/>
         <w:b/>
         <w:bCs/>
       </w:rPr>
@@ -3861,14 +3680,14 @@
     </w:tblStylePr>
     <w:tblStylePr w:type="firstCol">
       <w:rPr>
-        <w:rFonts w:asciiTheme="majorHAnsi" w:eastAsiaTheme="majorEastAsia" w:hAnsiTheme="majorHAnsi" w:cstheme="majorBidi"/>
+        <w:rFonts/>
         <w:b/>
         <w:bCs/>
       </w:rPr>
     </w:tblStylePr>
     <w:tblStylePr w:type="lastCol">
       <w:rPr>
-        <w:rFonts w:asciiTheme="majorHAnsi" w:eastAsiaTheme="majorEastAsia" w:hAnsiTheme="majorHAnsi" w:cstheme="majorBidi"/>
+        <w:rFonts/>
         <w:b/>
         <w:bCs/>
       </w:rPr>
@@ -3952,7 +3771,7 @@
         <w:spacing w:before="0" w:after="0" w:line="240" w:lineRule="auto"/>
       </w:pPr>
       <w:rPr>
-        <w:rFonts w:asciiTheme="majorHAnsi" w:eastAsiaTheme="majorEastAsia" w:hAnsiTheme="majorHAnsi" w:cstheme="majorBidi"/>
+        <w:rFonts/>
         <w:b/>
         <w:bCs/>
       </w:rPr>
@@ -3973,7 +3792,7 @@
         <w:spacing w:before="0" w:after="0" w:line="240" w:lineRule="auto"/>
       </w:pPr>
       <w:rPr>
-        <w:rFonts w:asciiTheme="majorHAnsi" w:eastAsiaTheme="majorEastAsia" w:hAnsiTheme="majorHAnsi" w:cstheme="majorBidi"/>
+        <w:rFonts/>
         <w:b/>
         <w:bCs/>
       </w:rPr>
@@ -3991,14 +3810,14 @@
     </w:tblStylePr>
     <w:tblStylePr w:type="firstCol">
       <w:rPr>
-        <w:rFonts w:asciiTheme="majorHAnsi" w:eastAsiaTheme="majorEastAsia" w:hAnsiTheme="majorHAnsi" w:cstheme="majorBidi"/>
+        <w:rFonts/>
         <w:b/>
         <w:bCs/>
       </w:rPr>
     </w:tblStylePr>
     <w:tblStylePr w:type="lastCol">
       <w:rPr>
-        <w:rFonts w:asciiTheme="majorHAnsi" w:eastAsiaTheme="majorEastAsia" w:hAnsiTheme="majorHAnsi" w:cstheme="majorBidi"/>
+        <w:rFonts/>
         <w:b/>
         <w:bCs/>
       </w:rPr>
@@ -4082,7 +3901,7 @@
         <w:spacing w:before="0" w:after="0" w:line="240" w:lineRule="auto"/>
       </w:pPr>
       <w:rPr>
-        <w:rFonts w:asciiTheme="majorHAnsi" w:eastAsiaTheme="majorEastAsia" w:hAnsiTheme="majorHAnsi" w:cstheme="majorBidi"/>
+        <w:rFonts/>
         <w:b/>
         <w:bCs/>
       </w:rPr>
@@ -4103,7 +3922,7 @@
         <w:spacing w:before="0" w:after="0" w:line="240" w:lineRule="auto"/>
       </w:pPr>
       <w:rPr>
-        <w:rFonts w:asciiTheme="majorHAnsi" w:eastAsiaTheme="majorEastAsia" w:hAnsiTheme="majorHAnsi" w:cstheme="majorBidi"/>
+        <w:rFonts/>
         <w:b/>
         <w:bCs/>
       </w:rPr>
@@ -4121,14 +3940,14 @@
     </w:tblStylePr>
     <w:tblStylePr w:type="firstCol">
       <w:rPr>
-        <w:rFonts w:asciiTheme="majorHAnsi" w:eastAsiaTheme="majorEastAsia" w:hAnsiTheme="majorHAnsi" w:cstheme="majorBidi"/>
+        <w:rFonts/>
         <w:b/>
         <w:bCs/>
       </w:rPr>
     </w:tblStylePr>
     <w:tblStylePr w:type="lastCol">
       <w:rPr>
-        <w:rFonts w:asciiTheme="majorHAnsi" w:eastAsiaTheme="majorEastAsia" w:hAnsiTheme="majorHAnsi" w:cstheme="majorBidi"/>
+        <w:rFonts/>
         <w:b/>
         <w:bCs/>
       </w:rPr>
@@ -5993,7 +5812,7 @@
     </w:tblPr>
     <w:tblStylePr w:type="firstRow">
       <w:rPr>
-        <w:rFonts w:asciiTheme="majorHAnsi" w:eastAsiaTheme="majorEastAsia" w:hAnsiTheme="majorHAnsi" w:cstheme="majorBidi"/>
+        <w:rFonts/>
       </w:rPr>
       <w:tblPr/>
       <w:tcPr>
@@ -6077,7 +5896,7 @@
     </w:tblPr>
     <w:tblStylePr w:type="firstRow">
       <w:rPr>
-        <w:rFonts w:asciiTheme="majorHAnsi" w:eastAsiaTheme="majorEastAsia" w:hAnsiTheme="majorHAnsi" w:cstheme="majorBidi"/>
+        <w:rFonts/>
       </w:rPr>
       <w:tblPr/>
       <w:tcPr>
@@ -6161,7 +5980,7 @@
     </w:tblPr>
     <w:tblStylePr w:type="firstRow">
       <w:rPr>
-        <w:rFonts w:asciiTheme="majorHAnsi" w:eastAsiaTheme="majorEastAsia" w:hAnsiTheme="majorHAnsi" w:cstheme="majorBidi"/>
+        <w:rFonts/>
       </w:rPr>
       <w:tblPr/>
       <w:tcPr>
@@ -6245,7 +6064,7 @@
     </w:tblPr>
     <w:tblStylePr w:type="firstRow">
       <w:rPr>
-        <w:rFonts w:asciiTheme="majorHAnsi" w:eastAsiaTheme="majorEastAsia" w:hAnsiTheme="majorHAnsi" w:cstheme="majorBidi"/>
+        <w:rFonts/>
       </w:rPr>
       <w:tblPr/>
       <w:tcPr>
@@ -6329,7 +6148,7 @@
     </w:tblPr>
     <w:tblStylePr w:type="firstRow">
       <w:rPr>
-        <w:rFonts w:asciiTheme="majorHAnsi" w:eastAsiaTheme="majorEastAsia" w:hAnsiTheme="majorHAnsi" w:cstheme="majorBidi"/>
+        <w:rFonts/>
       </w:rPr>
       <w:tblPr/>
       <w:tcPr>
@@ -6413,7 +6232,7 @@
     </w:tblPr>
     <w:tblStylePr w:type="firstRow">
       <w:rPr>
-        <w:rFonts w:asciiTheme="majorHAnsi" w:eastAsiaTheme="majorEastAsia" w:hAnsiTheme="majorHAnsi" w:cstheme="majorBidi"/>
+        <w:rFonts/>
       </w:rPr>
       <w:tblPr/>
       <w:tcPr>
@@ -6497,7 +6316,7 @@
     </w:tblPr>
     <w:tblStylePr w:type="firstRow">
       <w:rPr>
-        <w:rFonts w:asciiTheme="majorHAnsi" w:eastAsiaTheme="majorEastAsia" w:hAnsiTheme="majorHAnsi" w:cstheme="majorBidi"/>
+        <w:rFonts/>
       </w:rPr>
       <w:tblPr/>
       <w:tcPr>
@@ -6562,7 +6381,7 @@
       <w:spacing w:after="0" w:line="240" w:lineRule="auto"/>
     </w:pPr>
     <w:rPr>
-      <w:rFonts w:asciiTheme="majorHAnsi" w:eastAsiaTheme="majorEastAsia" w:hAnsiTheme="majorHAnsi" w:cstheme="majorBidi"/>
+      <w:rFonts/>
       <w:color w:val="000000" w:themeColor="text1"/>
     </w:rPr>
     <w:tblPr>
@@ -6690,7 +6509,7 @@
       <w:spacing w:after="0" w:line="240" w:lineRule="auto"/>
     </w:pPr>
     <w:rPr>
-      <w:rFonts w:asciiTheme="majorHAnsi" w:eastAsiaTheme="majorEastAsia" w:hAnsiTheme="majorHAnsi" w:cstheme="majorBidi"/>
+      <w:rFonts/>
       <w:color w:val="000000" w:themeColor="text1"/>
     </w:rPr>
     <w:tblPr>
@@ -6818,7 +6637,7 @@
       <w:spacing w:after="0" w:line="240" w:lineRule="auto"/>
     </w:pPr>
     <w:rPr>
-      <w:rFonts w:asciiTheme="majorHAnsi" w:eastAsiaTheme="majorEastAsia" w:hAnsiTheme="majorHAnsi" w:cstheme="majorBidi"/>
+      <w:rFonts/>
       <w:color w:val="000000" w:themeColor="text1"/>
     </w:rPr>
     <w:tblPr>
@@ -6946,7 +6765,7 @@
       <w:spacing w:after="0" w:line="240" w:lineRule="auto"/>
     </w:pPr>
     <w:rPr>
-      <w:rFonts w:asciiTheme="majorHAnsi" w:eastAsiaTheme="majorEastAsia" w:hAnsiTheme="majorHAnsi" w:cstheme="majorBidi"/>
+      <w:rFonts/>
       <w:color w:val="000000" w:themeColor="text1"/>
     </w:rPr>
     <w:tblPr>
@@ -7074,7 +6893,7 @@
       <w:spacing w:after="0" w:line="240" w:lineRule="auto"/>
     </w:pPr>
     <w:rPr>
-      <w:rFonts w:asciiTheme="majorHAnsi" w:eastAsiaTheme="majorEastAsia" w:hAnsiTheme="majorHAnsi" w:cstheme="majorBidi"/>
+      <w:rFonts/>
       <w:color w:val="000000" w:themeColor="text1"/>
     </w:rPr>
     <w:tblPr>
@@ -7202,7 +7021,7 @@
       <w:spacing w:after="0" w:line="240" w:lineRule="auto"/>
     </w:pPr>
     <w:rPr>
-      <w:rFonts w:asciiTheme="majorHAnsi" w:eastAsiaTheme="majorEastAsia" w:hAnsiTheme="majorHAnsi" w:cstheme="majorBidi"/>
+      <w:rFonts/>
       <w:color w:val="000000" w:themeColor="text1"/>
     </w:rPr>
     <w:tblPr>
@@ -7330,7 +7149,7 @@
       <w:spacing w:after="0" w:line="240" w:lineRule="auto"/>
     </w:pPr>
     <w:rPr>
-      <w:rFonts w:asciiTheme="majorHAnsi" w:eastAsiaTheme="majorEastAsia" w:hAnsiTheme="majorHAnsi" w:cstheme="majorBidi"/>
+      <w:rFonts/>
       <w:color w:val="000000" w:themeColor="text1"/>
     </w:rPr>
     <w:tblPr>
@@ -7969,7 +7788,7 @@
       <w:spacing w:after="0" w:line="240" w:lineRule="auto"/>
     </w:pPr>
     <w:rPr>
-      <w:rFonts w:asciiTheme="majorHAnsi" w:eastAsiaTheme="majorEastAsia" w:hAnsiTheme="majorHAnsi" w:cstheme="majorBidi"/>
+      <w:rFonts/>
       <w:color w:val="000000" w:themeColor="text1"/>
     </w:rPr>
     <w:tblPr>
@@ -8094,7 +7913,7 @@
       <w:spacing w:after="0" w:line="240" w:lineRule="auto"/>
     </w:pPr>
     <w:rPr>
-      <w:rFonts w:asciiTheme="majorHAnsi" w:eastAsiaTheme="majorEastAsia" w:hAnsiTheme="majorHAnsi" w:cstheme="majorBidi"/>
+      <w:rFonts/>
       <w:color w:val="000000" w:themeColor="text1"/>
     </w:rPr>
     <w:tblPr>
@@ -8219,7 +8038,7 @@
       <w:spacing w:after="0" w:line="240" w:lineRule="auto"/>
     </w:pPr>
     <w:rPr>
-      <w:rFonts w:asciiTheme="majorHAnsi" w:eastAsiaTheme="majorEastAsia" w:hAnsiTheme="majorHAnsi" w:cstheme="majorBidi"/>
+      <w:rFonts/>
       <w:color w:val="000000" w:themeColor="text1"/>
     </w:rPr>
     <w:tblPr>
@@ -8344,7 +8163,7 @@
       <w:spacing w:after="0" w:line="240" w:lineRule="auto"/>
     </w:pPr>
     <w:rPr>
-      <w:rFonts w:asciiTheme="majorHAnsi" w:eastAsiaTheme="majorEastAsia" w:hAnsiTheme="majorHAnsi" w:cstheme="majorBidi"/>
+      <w:rFonts/>
       <w:color w:val="000000" w:themeColor="text1"/>
     </w:rPr>
     <w:tblPr>
@@ -8469,7 +8288,7 @@
       <w:spacing w:after="0" w:line="240" w:lineRule="auto"/>
     </w:pPr>
     <w:rPr>
-      <w:rFonts w:asciiTheme="majorHAnsi" w:eastAsiaTheme="majorEastAsia" w:hAnsiTheme="majorHAnsi" w:cstheme="majorBidi"/>
+      <w:rFonts/>
       <w:color w:val="000000" w:themeColor="text1"/>
     </w:rPr>
     <w:tblPr>
@@ -8594,7 +8413,7 @@
       <w:spacing w:after="0" w:line="240" w:lineRule="auto"/>
     </w:pPr>
     <w:rPr>
-      <w:rFonts w:asciiTheme="majorHAnsi" w:eastAsiaTheme="majorEastAsia" w:hAnsiTheme="majorHAnsi" w:cstheme="majorBidi"/>
+      <w:rFonts/>
       <w:color w:val="000000" w:themeColor="text1"/>
     </w:rPr>
     <w:tblPr>
@@ -8719,7 +8538,7 @@
       <w:spacing w:after="0" w:line="240" w:lineRule="auto"/>
     </w:pPr>
     <w:rPr>
-      <w:rFonts w:asciiTheme="majorHAnsi" w:eastAsiaTheme="majorEastAsia" w:hAnsiTheme="majorHAnsi" w:cstheme="majorBidi"/>
+      <w:rFonts/>
       <w:color w:val="000000" w:themeColor="text1"/>
     </w:rPr>
     <w:tblPr>
